--- a/paper/prl/submission/highlights_prl.docx
+++ b/paper/prl/submission/highlights_prl.docx
@@ -4,8 +4,7 @@
   <w:body>
     <w:p>
       <w:pPr>
-        <w:pStyle w:val="Heading1"/>
-        <w:spacing w:after="120" w:before="240"/>
+        <w:spacing w:after="200"/>
       </w:pPr>
       <w:r>
         <w:rPr>
@@ -20,7 +19,7 @@
     </w:p>
     <w:p>
       <w:pPr>
-        <w:spacing w:after="160"/>
+        <w:spacing w:after="400"/>
       </w:pPr>
       <w:r>
         <w:rPr>
@@ -30,38 +29,17 @@
           <w:sz w:val="22"/>
           <w:szCs w:val="22"/>
         </w:rPr>
-        <w:t xml:space="preserve">Pattern Recognition Letters — Manuscript submission</w:t>
-      </w:r>
-    </w:p>
-    <w:p>
-      <w:pPr>
-        <w:spacing w:after="160"/>
-      </w:pPr>
-      <w:r>
-        <w:rPr>
-          <w:rFonts w:ascii="Arial" w:cs="Arial" w:eastAsia="Arial" w:hAnsi="Arial"/>
-          <w:sz w:val="22"/>
-          <w:szCs w:val="22"/>
-        </w:rPr>
-        <w:t xml:space="preserve">Requirements: 3–5 bullet points, maximum 85 characters each (including spaces).</w:t>
-      </w:r>
-    </w:p>
-    <w:p>
-      <w:pPr>
-        <w:pBdr>
-          <w:bottom w:val="single" w:color="888888" w:sz="6" w:space="1"/>
-        </w:pBdr>
-        <w:spacing w:after="200" w:before="200"/>
-      </w:pPr>
+        <w:t xml:space="preserve">Multi-Objective Pareto Hyperparameter Optimization for Joint Detection and Localization of Forged Identity Documents</w:t>
+      </w:r>
     </w:p>
     <w:p>
       <w:pPr>
         <w:pStyle w:val="ListParagraph"/>
         <w:numPr>
           <w:ilvl w:val="0"/>
-          <w:numId w:val="{bullets-0}"/>
+          <w:numId w:val="2"/>
         </w:numPr>
-        <w:spacing w:after="80"/>
+        <w:spacing w:after="120"/>
       </w:pPr>
       <w:r>
         <w:rPr>
@@ -77,9 +55,9 @@
         <w:pStyle w:val="ListParagraph"/>
         <w:numPr>
           <w:ilvl w:val="0"/>
-          <w:numId w:val="{bullets-0}"/>
+          <w:numId w:val="2"/>
         </w:numPr>
-        <w:spacing w:after="80"/>
+        <w:spacing w:after="120"/>
       </w:pPr>
       <w:r>
         <w:rPr>
@@ -95,9 +73,9 @@
         <w:pStyle w:val="ListParagraph"/>
         <w:numPr>
           <w:ilvl w:val="0"/>
-          <w:numId w:val="{bullets-0}"/>
+          <w:numId w:val="2"/>
         </w:numPr>
-        <w:spacing w:after="80"/>
+        <w:spacing w:after="120"/>
       </w:pPr>
       <w:r>
         <w:rPr>
@@ -113,9 +91,9 @@
         <w:pStyle w:val="ListParagraph"/>
         <w:numPr>
           <w:ilvl w:val="0"/>
-          <w:numId w:val="{bullets-0}"/>
+          <w:numId w:val="2"/>
         </w:numPr>
-        <w:spacing w:after="80"/>
+        <w:spacing w:after="120"/>
       </w:pPr>
       <w:r>
         <w:rPr>
@@ -131,9 +109,9 @@
         <w:pStyle w:val="ListParagraph"/>
         <w:numPr>
           <w:ilvl w:val="0"/>
-          <w:numId w:val="{bullets-0}"/>
+          <w:numId w:val="2"/>
         </w:numPr>
-        <w:spacing w:after="80"/>
+        <w:spacing w:after="120"/>
       </w:pPr>
       <w:r>
         <w:rPr>
@@ -142,99 +120,6 @@
           <w:szCs w:val="22"/>
         </w:rPr>
         <w:t xml:space="preserve">Pareto HPO yields large-effect Dice gain over equal-weight training</w:t>
-      </w:r>
-    </w:p>
-    <w:p>
-      <w:pPr>
-        <w:spacing w:after="80"/>
-      </w:pPr>
-      <w:r>
-        <w:t xml:space="preserve"/>
-      </w:r>
-    </w:p>
-    <w:p>
-      <w:pPr>
-        <w:spacing w:after="160"/>
-      </w:pPr>
-      <w:r>
-        <w:rPr>
-          <w:rFonts w:ascii="Arial" w:cs="Arial" w:eastAsia="Arial" w:hAnsi="Arial"/>
-          <w:i/>
-          <w:iCs/>
-          <w:sz w:val="22"/>
-          <w:szCs w:val="22"/>
-        </w:rPr>
-        <w:t xml:space="preserve">Character counts (max 85 each):</w:t>
-      </w:r>
-    </w:p>
-    <w:p>
-      <w:pPr>
-        <w:spacing w:after="160"/>
-      </w:pPr>
-      <w:r>
-        <w:rPr>
-          <w:rFonts w:ascii="Arial" w:cs="Arial" w:eastAsia="Arial" w:hAnsi="Arial"/>
-          <w:color w:val="666666"/>
-          <w:sz w:val="22"/>
-          <w:szCs w:val="22"/>
-        </w:rPr>
-        <w:t xml:space="preserve">  1. 64 chars</w:t>
-      </w:r>
-    </w:p>
-    <w:p>
-      <w:pPr>
-        <w:spacing w:after="160"/>
-      </w:pPr>
-      <w:r>
-        <w:rPr>
-          <w:rFonts w:ascii="Arial" w:cs="Arial" w:eastAsia="Arial" w:hAnsi="Arial"/>
-          <w:color w:val="666666"/>
-          <w:sz w:val="22"/>
-          <w:szCs w:val="22"/>
-        </w:rPr>
-        <w:t xml:space="preserve">  2. 75 chars</w:t>
-      </w:r>
-    </w:p>
-    <w:p>
-      <w:pPr>
-        <w:spacing w:after="160"/>
-      </w:pPr>
-      <w:r>
-        <w:rPr>
-          <w:rFonts w:ascii="Arial" w:cs="Arial" w:eastAsia="Arial" w:hAnsi="Arial"/>
-          <w:color w:val="666666"/>
-          <w:sz w:val="22"/>
-          <w:szCs w:val="22"/>
-        </w:rPr>
-        <w:t xml:space="preserve">  3. 75 chars</w:t>
-      </w:r>
-    </w:p>
-    <w:p>
-      <w:pPr>
-        <w:spacing w:after="160"/>
-      </w:pPr>
-      <w:r>
-        <w:rPr>
-          <w:rFonts w:ascii="Arial" w:cs="Arial" w:eastAsia="Arial" w:hAnsi="Arial"/>
-          <w:color w:val="666666"/>
-          <w:sz w:val="22"/>
-          <w:szCs w:val="22"/>
-        </w:rPr>
-        <w:t xml:space="preserve">  4. 73 chars</w:t>
-      </w:r>
-    </w:p>
-    <w:p>
-      <w:pPr>
-        <w:spacing w:after="160"/>
-      </w:pPr>
-      <w:r>
-        <w:rPr>
-          <w:rFonts w:ascii="Arial" w:cs="Arial" w:eastAsia="Arial" w:hAnsi="Arial"/>
-          <w:color w:val="666666"/>
-          <w:sz w:val="22"/>
-          <w:szCs w:val="22"/>
-        </w:rPr>
-        <w:t xml:space="preserve">  5. 72 chars</w:t>
       </w:r>
     </w:p>
     <w:sectPr>
@@ -411,8 +296,26 @@
       </w:pPr>
     </w:lvl>
   </w:abstractNum>
+  <w:abstractNum w:abstractNumId="2" w15:restartNumberingAfterBreak="0">
+    <w:multiLevelType w:val="hybridMultilevel"/>
+    <w:lvl w:ilvl="0" w15:tentative="1">
+      <w:start w:val="1"/>
+      <w:numFmt w:val="bullet"/>
+      <w:lvlText w:val="•"/>
+      <w:lvlJc w:val="left"/>
+      <w:pPr>
+        <w:ind w:left="720" w:hanging="360"/>
+      </w:pPr>
+    </w:lvl>
+  </w:abstractNum>
   <w:num w:numId="1">
     <w:abstractNumId w:val="1"/>
+    <w:lvlOverride w:ilvl="0">
+      <w:startOverride w:val="1"/>
+    </w:lvlOverride>
+  </w:num>
+  <w:num w:numId="2">
+    <w:abstractNumId w:val="2"/>
     <w:lvlOverride w:ilvl="0">
       <w:startOverride w:val="1"/>
     </w:lvlOverride>
@@ -423,13 +326,7 @@
 <file path=word/styles.xml><?xml version="1.0" encoding="utf-8"?>
 <w:styles xmlns:mc="http://schemas.openxmlformats.org/markup-compatibility/2006" xmlns:r="http://schemas.openxmlformats.org/officeDocument/2006/relationships" xmlns:w="http://schemas.openxmlformats.org/wordprocessingml/2006/main" xmlns:w14="http://schemas.microsoft.com/office/word/2010/wordml" xmlns:w15="http://schemas.microsoft.com/office/word/2012/wordml" mc:Ignorable="w14 w15">
   <w:docDefaults>
-    <w:rPrDefault>
-      <w:rPr>
-        <w:rFonts w:ascii="Arial" w:cs="Arial" w:eastAsia="Arial" w:hAnsi="Arial"/>
-        <w:sz w:val="22"/>
-        <w:szCs w:val="22"/>
-      </w:rPr>
-    </w:rPrDefault>
+    <w:rPrDefault/>
     <w:pPrDefault/>
   </w:docDefaults>
   <w:style w:type="paragraph" w:styleId="Title">
